--- a/output/ai_edu_demo/ai_edu_report_final.docx
+++ b/output/ai_edu_demo/ai_edu_report_final.docx
@@ -33,11 +33,6 @@
     <w:p>
       <w:r>
         <w:br w:type="page"/>
-      </w:r>
-    </w:p>
-    <w:p>
-      <w:r>
-        <w:t>一、研究背景与目标</w:t>
       </w:r>
     </w:p>
     <w:p>
@@ -133,11 +128,6 @@
       </w:r>
       <w:r>
         <w:t>本报告数据截至2026年4月，部分预测性内容基于行业趋势分析。</w:t>
-      </w:r>
-    </w:p>
-    <w:p>
-      <w:r>
-        <w:t>二、技术方案</w:t>
       </w:r>
     </w:p>
     <w:p>
@@ -496,11 +486,6 @@
           <w:color w:val="808080"/>
         </w:rPr>
         <w:t>python</w:t>
-      </w:r>
-    </w:p>
-    <w:p>
-      <w:r>
-        <w:t>三、实验结果与分析</w:t>
       </w:r>
     </w:p>
     <w:p>
@@ -985,11 +970,6 @@
       </w:r>
     </w:p>
     <w:p>
-      <w:r>
-        <w:t>四、结论与展望</w:t>
-      </w:r>
-    </w:p>
-    <w:p>
       <w:pPr>
         <w:pStyle w:val="Heading2"/>
       </w:pPr>
